--- a/pr-preview/pr-411/algebra-trigonometry.docx
+++ b/pr-preview/pr-411/algebra-trigonometry.docx
@@ -15,10 +15,10 @@
         <w:pStyle w:val="Date"/>
       </w:pPr>
       <w:r>
-        <w:t xml:space="preserve">Last modified: 2026-10-19 03:11:51 (PDT)</w:t>
+        <w:t xml:space="preserve">Last modified: 2026-10-19 11:35:40 (PDT)</w:t>
       </w:r>
     </w:p>
-    <w:bookmarkStart w:id="42" w:name="sec-cosine-sine"/>
+    <w:bookmarkStart w:id="44" w:name="sec-cosine-sine"/>
     <w:p>
       <w:pPr>
         <w:pStyle w:val="Heading2"/>
@@ -1463,7 +1463,7 @@
       </w:r>
     </w:p>
     <w:bookmarkEnd w:id="14"/>
-    <w:bookmarkStart w:id="15" w:name="prp-angle-unit-circle-range"/>
+    <w:bookmarkStart w:id="15" w:name="def-radian"/>
     <w:p>
       <w:pPr>
         <w:pStyle w:val="FirstParagraph"/>
@@ -1473,7 +1473,60 @@
           <w:b/>
           <w:bCs/>
         </w:rPr>
-        <w:t xml:space="preserve">Proposition 1 (Range of an angle on the unit circle)</w:t>
+        <w:t xml:space="preserve">Definition 4 (Radian)</w:t>
+      </w:r>
+      <w:r>
+        <w:t xml:space="preserve"> </w:t>
+      </w:r>
+      <w:r>
+        <w:t xml:space="preserve">A</w:t>
+      </w:r>
+      <w:r>
+        <w:t xml:space="preserve"> </w:t>
+      </w:r>
+      <w:r>
+        <w:rPr>
+          <w:b/>
+          <w:bCs/>
+        </w:rPr>
+        <w:t xml:space="preserve">radian</w:t>
+      </w:r>
+      <w:r>
+        <w:t xml:space="preserve"> </w:t>
+      </w:r>
+      <w:r>
+        <w:t xml:space="preserve">is the</w:t>
+      </w:r>
+      <w:r>
+        <w:t xml:space="preserve"> </w:t>
+      </w:r>
+      <w:hyperlink w:anchor="def-angle-unit-circle">
+        <w:r>
+          <w:rPr>
+            <w:rStyle w:val="Hyperlink"/>
+          </w:rPr>
+          <w:t xml:space="preserve">angle on the unit circle</w:t>
+        </w:r>
+      </w:hyperlink>
+      <w:r>
+        <w:t xml:space="preserve"> </w:t>
+      </w:r>
+      <w:r>
+        <w:t xml:space="preserve">between two points that are a distance of</w:t>
+      </w:r>
+      <w:r>
+        <w:t xml:space="preserve"> </w:t>
+      </w:r>
+      <m:oMath>
+        <m:r>
+          <m:t>1</m:t>
+        </m:r>
+      </m:oMath>
+      <w:r>
+        <w:t xml:space="preserve"> </w:t>
+      </w:r>
+      <w:r>
+        <w:t xml:space="preserve">apart along the circle.</w:t>
       </w:r>
       <w:r>
         <w:t xml:space="preserve"> </w:t>
@@ -1496,372 +1549,49 @@
         <w:t xml:space="preserve"> </w:t>
       </w:r>
       <w:r>
-        <w:t xml:space="preserve">between two points of the</w:t>
-      </w:r>
-      <w:r>
-        <w:t xml:space="preserve"> </w:t>
-      </w:r>
-      <w:hyperlink w:anchor="def-unit-circle">
-        <w:r>
-          <w:rPr>
-            <w:rStyle w:val="Hyperlink"/>
-          </w:rPr>
-          <w:t xml:space="preserve">unit circle</w:t>
-        </w:r>
-      </w:hyperlink>
-      <w:r>
-        <w:t xml:space="preserve"> </w:t>
-      </w:r>
-      <w:r>
-        <w:t xml:space="preserve">is at least</w:t>
-      </w:r>
-      <w:r>
-        <w:t xml:space="preserve"> </w:t>
-      </w:r>
-      <m:oMath>
-        <m:r>
-          <m:t>0</m:t>
-        </m:r>
-      </m:oMath>
-      <w:r>
-        <w:t xml:space="preserve">, at most</w:t>
-      </w:r>
-      <w:r>
-        <w:t xml:space="preserve"> </w:t>
-      </w:r>
-      <m:oMath>
-        <m:r>
-          <m:t>π</m:t>
-        </m:r>
-      </m:oMath>
-      <w:r>
-        <w:t xml:space="preserve"> </w:t>
-      </w:r>
-      <w:r>
-        <w:t xml:space="preserve">(</w:t>
-      </w:r>
-      <w:hyperlink w:anchor="def-pi">
-        <w:r>
-          <w:rPr>
-            <w:rStyle w:val="Hyperlink"/>
-          </w:rPr>
-          <w:t xml:space="preserve">Definition 2</w:t>
-        </w:r>
-      </w:hyperlink>
-      <w:r>
-        <w:t xml:space="preserve">).</w:t>
+        <w:t xml:space="preserve">of</w:t>
+      </w:r>
+      <w:r>
+        <w:t xml:space="preserve"> </w:t>
+      </w:r>
+      <m:oMath>
+        <m:r>
+          <m:t>θ</m:t>
+        </m:r>
+      </m:oMath>
+      <w:r>
+        <w:t xml:space="preserve"> </w:t>
+      </w:r>
+      <w:r>
+        <w:t xml:space="preserve">is then</w:t>
+      </w:r>
+      <w:r>
+        <w:t xml:space="preserve"> </w:t>
+      </w:r>
+      <m:oMath>
+        <m:r>
+          <m:t>θ</m:t>
+        </m:r>
+      </m:oMath>
+      <w:r>
+        <w:t xml:space="preserve"> </w:t>
+      </w:r>
+      <w:r>
+        <w:t xml:space="preserve">radians.</w:t>
       </w:r>
     </w:p>
     <w:bookmarkEnd w:id="15"/>
+    <w:bookmarkStart w:id="16" w:name="exm-radian"/>
     <w:p>
       <w:pPr>
         <w:pStyle w:val="BodyText"/>
       </w:pPr>
       <w:r>
         <w:rPr>
-          <w:i/>
-          <w:iCs/>
-        </w:rPr>
-        <w:t xml:space="preserve">Proof</w:t>
-      </w:r>
-      <w:r>
-        <w:t xml:space="preserve">. </w:t>
-      </w:r>
-      <w:r>
-        <w:t xml:space="preserve">The whole circle has length</w:t>
-      </w:r>
-      <w:r>
-        <w:t xml:space="preserve"> </w:t>
-      </w:r>
-      <m:oMath>
-        <m:r>
-          <m:t>2</m:t>
-        </m:r>
-        <m:r>
-          <m:t>π</m:t>
-        </m:r>
-      </m:oMath>
-      <w:r>
-        <w:t xml:space="preserve"> </w:t>
-      </w:r>
-      <w:r>
-        <w:t xml:space="preserve">(</w:t>
-      </w:r>
-      <w:hyperlink w:anchor="def-pi">
-        <w:r>
-          <w:rPr>
-            <w:rStyle w:val="Hyperlink"/>
-          </w:rPr>
-          <w:t xml:space="preserve">Definition 2</w:t>
-        </w:r>
-      </w:hyperlink>
-      <w:r>
-        <w:t xml:space="preserve">).</w:t>
-      </w:r>
-      <w:r>
-        <w:t xml:space="preserve"> </w:t>
-      </w:r>
-      <w:r>
-        <w:t xml:space="preserve">Going the short way round covers at most half of the circle, which is</w:t>
-      </w:r>
-      <w:r>
-        <w:t xml:space="preserve"> </w:t>
-      </w:r>
-      <m:oMath>
-        <m:r>
-          <m:t>π</m:t>
-        </m:r>
-      </m:oMath>
-      <w:r>
-        <w:t xml:space="preserve">.</w:t>
-      </w:r>
-      <w:r>
-        <w:t xml:space="preserve"> </w:t>
-      </w:r>
-      <w:r>
-        <w:t xml:space="preserve">A distance along the circle is at least</w:t>
-      </w:r>
-      <w:r>
-        <w:t xml:space="preserve"> </w:t>
-      </w:r>
-      <m:oMath>
-        <m:r>
-          <m:t>0</m:t>
-        </m:r>
-      </m:oMath>
-      <w:r>
-        <w:t xml:space="preserve">.</w:t>
-      </w:r>
-    </w:p>
-    <w:bookmarkStart w:id="16" w:name="def-cosine-sine"/>
-    <w:p>
-      <w:pPr>
-        <w:pStyle w:val="BodyText"/>
-      </w:pPr>
-      <w:r>
-        <w:rPr>
           <w:b/>
           <w:bCs/>
         </w:rPr>
-        <w:t xml:space="preserve">Definition 4 (Cosine)</w:t>
-      </w:r>
-      <w:r>
-        <w:t xml:space="preserve"> </w:t>
-      </w:r>
-      <w:r>
-        <w:t xml:space="preserve">For a real number</w:t>
-      </w:r>
-      <w:r>
-        <w:t xml:space="preserve"> </w:t>
-      </w:r>
-      <m:oMath>
-        <m:r>
-          <m:t>θ</m:t>
-        </m:r>
-      </m:oMath>
-      <w:r>
-        <w:t xml:space="preserve">, start at the point</w:t>
-      </w:r>
-      <w:r>
-        <w:t xml:space="preserve"> </w:t>
-      </w:r>
-      <m:oMath>
-        <m:r>
-          <m:rPr>
-            <m:sty m:val="p"/>
-          </m:rPr>
-          <m:t>(</m:t>
-        </m:r>
-        <m:r>
-          <m:t>1</m:t>
-        </m:r>
-        <m:r>
-          <m:rPr>
-            <m:sty m:val="p"/>
-          </m:rPr>
-          <m:t>,</m:t>
-        </m:r>
-        <m:r>
-          <m:t>0</m:t>
-        </m:r>
-        <m:r>
-          <m:rPr>
-            <m:sty m:val="p"/>
-          </m:rPr>
-          <m:t>)</m:t>
-        </m:r>
-      </m:oMath>
-      <w:r>
-        <w:t xml:space="preserve"> </w:t>
-      </w:r>
-      <w:r>
-        <w:t xml:space="preserve">of the unit circle (</w:t>
-      </w:r>
-      <w:hyperlink w:anchor="def-unit-circle">
-        <w:r>
-          <w:rPr>
-            <w:rStyle w:val="Hyperlink"/>
-          </w:rPr>
-          <w:t xml:space="preserve">Definition 1</w:t>
-        </w:r>
-      </w:hyperlink>
-      <w:r>
-        <w:t xml:space="preserve">)</w:t>
-      </w:r>
-      <w:r>
-        <w:t xml:space="preserve"> </w:t>
-      </w:r>
-      <w:r>
-        <w:t xml:space="preserve">and move a distance</w:t>
-      </w:r>
-      <w:r>
-        <w:t xml:space="preserve"> </w:t>
-      </w:r>
-      <m:oMath>
-        <m:r>
-          <m:t>​</m:t>
-        </m:r>
-        <m:d>
-          <m:dPr>
-            <m:begChr m:val="|"/>
-            <m:sepChr m:val=""/>
-            <m:endChr m:val="|"/>
-            <m:grow/>
-          </m:dPr>
-          <m:e>
-            <m:r>
-              <m:t>θ</m:t>
-            </m:r>
-          </m:e>
-        </m:d>
-        <m:r>
-          <m:t>​</m:t>
-        </m:r>
-      </m:oMath>
-      <w:r>
-        <w:t xml:space="preserve"> </w:t>
-      </w:r>
-      <w:r>
-        <w:t xml:space="preserve">along the circle,</w:t>
-      </w:r>
-      <w:r>
-        <w:t xml:space="preserve"> </w:t>
-      </w:r>
-      <w:r>
-        <w:t xml:space="preserve">counterclockwise if</w:t>
-      </w:r>
-      <w:r>
-        <w:t xml:space="preserve"> </w:t>
-      </w:r>
-      <m:oMath>
-        <m:r>
-          <m:t>θ</m:t>
-        </m:r>
-        <m:r>
-          <m:rPr>
-            <m:sty m:val="p"/>
-          </m:rPr>
-          <m:t>≥</m:t>
-        </m:r>
-        <m:r>
-          <m:t>0</m:t>
-        </m:r>
-      </m:oMath>
-      <w:r>
-        <w:t xml:space="preserve"> </w:t>
-      </w:r>
-      <w:r>
-        <w:t xml:space="preserve">and clockwise if</w:t>
-      </w:r>
-      <w:r>
-        <w:t xml:space="preserve"> </w:t>
-      </w:r>
-      <m:oMath>
-        <m:r>
-          <m:t>θ</m:t>
-        </m:r>
-        <m:r>
-          <m:rPr>
-            <m:sty m:val="p"/>
-          </m:rPr>
-          <m:t>&lt;</m:t>
-        </m:r>
-        <m:r>
-          <m:t>0</m:t>
-        </m:r>
-      </m:oMath>
-      <w:r>
-        <w:t xml:space="preserve">.</w:t>
-      </w:r>
-      <w:r>
-        <w:t xml:space="preserve"> </w:t>
-      </w:r>
-      <w:r>
-        <w:t xml:space="preserve">The first coordinate of the point reached is the</w:t>
-      </w:r>
-      <w:r>
-        <w:t xml:space="preserve"> </w:t>
-      </w:r>
-      <w:r>
-        <w:rPr>
-          <w:b/>
-          <w:bCs/>
-        </w:rPr>
-        <w:t xml:space="preserve">cosine</w:t>
-      </w:r>
-      <w:r>
-        <w:t xml:space="preserve"> </w:t>
-      </w:r>
-      <w:r>
-        <w:t xml:space="preserve">of</w:t>
-      </w:r>
-      <w:r>
-        <w:t xml:space="preserve"> </w:t>
-      </w:r>
-      <m:oMath>
-        <m:r>
-          <m:t>θ</m:t>
-        </m:r>
-      </m:oMath>
-      <w:r>
-        <w:t xml:space="preserve"> </w:t>
-      </w:r>
-      <w:r>
-        <w:t xml:space="preserve">[3]</w:t>
-      </w:r>
-      <w:r>
-        <w:t xml:space="preserve">, written</w:t>
-      </w:r>
-      <w:r>
-        <w:t xml:space="preserve"> </w:t>
-      </w:r>
-      <m:oMath>
-        <m:r>
-          <m:rPr>
-            <m:sty m:val="p"/>
-          </m:rPr>
-          <m:t>cos</m:t>
-        </m:r>
-        <m:r>
-          <m:t>θ</m:t>
-        </m:r>
-      </m:oMath>
-      <w:r>
-        <w:t xml:space="preserve">.</w:t>
-      </w:r>
-    </w:p>
-    <w:bookmarkEnd w:id="16"/>
-    <w:bookmarkStart w:id="17" w:name="exm-cosine-sine"/>
-    <w:p>
-      <w:pPr>
-        <w:pStyle w:val="BodyText"/>
-      </w:pPr>
-      <w:r>
-        <w:rPr>
-          <w:b/>
-          <w:bCs/>
-        </w:rPr>
-        <w:t xml:space="preserve">Example 4 (Cosines of some angles)</w:t>
+        <w:t xml:space="preserve">Example 4 (Angles in radians)</w:t>
       </w:r>
       <w:r>
         <w:t xml:space="preserve"> </w:t>
@@ -1878,25 +1608,40 @@
           <w:numId w:val="1003"/>
         </w:numPr>
       </w:pPr>
-      <m:oMath>
-        <m:r>
-          <m:t>θ</m:t>
-        </m:r>
-        <m:r>
-          <m:rPr>
-            <m:sty m:val="p"/>
-          </m:rPr>
-          <m:t>=</m:t>
+      <w:r>
+        <w:t xml:space="preserve">The points</w:t>
+      </w:r>
+      <w:r>
+        <w:t xml:space="preserve"> </w:t>
+      </w:r>
+      <m:oMath>
+        <m:r>
+          <m:rPr>
+            <m:sty m:val="p"/>
+          </m:rPr>
+          <m:t>(</m:t>
         </m:r>
         <m:r>
           <m:t>0</m:t>
         </m:r>
-      </m:oMath>
-      <w:r>
-        <w:t xml:space="preserve"> </w:t>
-      </w:r>
-      <w:r>
-        <w:t xml:space="preserve">stays at</w:t>
+        <m:r>
+          <m:rPr>
+            <m:sty m:val="p"/>
+          </m:rPr>
+          <m:t>,</m:t>
+        </m:r>
+        <m:r>
+          <m:t>1</m:t>
+        </m:r>
+        <m:r>
+          <m:rPr>
+            <m:sty m:val="p"/>
+          </m:rPr>
+          <m:t>)</m:t>
+        </m:r>
+      </m:oMath>
+      <w:r>
+        <w:t xml:space="preserve">,</w:t>
       </w:r>
       <w:r>
         <w:t xml:space="preserve"> </w:t>
@@ -1909,6 +1654,12 @@
           <m:t>(</m:t>
         </m:r>
         <m:r>
+          <m:rPr>
+            <m:sty m:val="p"/>
+          </m:rPr>
+          <m:t>−</m:t>
+        </m:r>
+        <m:r>
           <m:t>1</m:t>
         </m:r>
         <m:r>
@@ -1928,31 +1679,79 @@
         </m:r>
       </m:oMath>
       <w:r>
-        <w:t xml:space="preserve">, so</w:t>
-      </w:r>
-      <w:r>
-        <w:t xml:space="preserve"> </w:t>
-      </w:r>
-      <m:oMath>
-        <m:r>
-          <m:rPr>
-            <m:sty m:val="p"/>
-          </m:rPr>
-          <m:t>cos</m:t>
-        </m:r>
-        <m:r>
-          <m:t>0</m:t>
-        </m:r>
-        <m:r>
-          <m:rPr>
-            <m:sty m:val="p"/>
-          </m:rPr>
-          <m:t>=</m:t>
-        </m:r>
-        <m:r>
-          <m:t>1</m:t>
-        </m:r>
-      </m:oMath>
+        <w:t xml:space="preserve"> </w:t>
+      </w:r>
+      <w:r>
+        <w:t xml:space="preserve">are a quarter of the</w:t>
+      </w:r>
+      <w:r>
+        <w:t xml:space="preserve"> </w:t>
+      </w:r>
+      <w:hyperlink w:anchor="def-unit-circle">
+        <w:r>
+          <w:rPr>
+            <w:rStyle w:val="Hyperlink"/>
+          </w:rPr>
+          <w:t xml:space="preserve">unit circle</w:t>
+        </w:r>
+      </w:hyperlink>
+      <w:r>
+        <w:t xml:space="preserve"> </w:t>
+      </w:r>
+      <w:r>
+        <w:t xml:space="preserve">apart,</w:t>
+      </w:r>
+      <w:r>
+        <w:t xml:space="preserve"> </w:t>
+      </w:r>
+      <w:r>
+        <w:t xml:space="preserve">so their</w:t>
+      </w:r>
+      <w:r>
+        <w:t xml:space="preserve"> </w:t>
+      </w:r>
+      <w:hyperlink w:anchor="def-angle-unit-circle">
+        <w:r>
+          <w:rPr>
+            <w:rStyle w:val="Hyperlink"/>
+          </w:rPr>
+          <w:t xml:space="preserve">angle</w:t>
+        </w:r>
+      </w:hyperlink>
+      <w:r>
+        <w:t xml:space="preserve"> </w:t>
+      </w:r>
+      <w:r>
+        <w:t xml:space="preserve">is</w:t>
+      </w:r>
+      <w:r>
+        <w:t xml:space="preserve"> </w:t>
+      </w:r>
+      <m:oMath>
+        <m:r>
+          <m:t>π</m:t>
+        </m:r>
+        <m:r>
+          <m:rPr>
+            <m:sty m:val="p"/>
+          </m:rPr>
+          <m:t>/</m:t>
+        </m:r>
+        <m:r>
+          <m:t>2</m:t>
+        </m:r>
+      </m:oMath>
+      <w:r>
+        <w:t xml:space="preserve"> </w:t>
+      </w:r>
+      <w:hyperlink w:anchor="def-radian">
+        <w:r>
+          <w:rPr>
+            <w:rStyle w:val="Hyperlink"/>
+          </w:rPr>
+          <w:t xml:space="preserve">radians</w:t>
+        </w:r>
+      </w:hyperlink>
       <w:r>
         <w:t xml:space="preserve">.</w:t>
       </w:r>
@@ -1965,25 +1764,296 @@
           <w:numId w:val="1003"/>
         </w:numPr>
       </w:pPr>
+      <w:r>
+        <w:t xml:space="preserve">The points</w:t>
+      </w:r>
+      <w:r>
+        <w:t xml:space="preserve"> </w:t>
+      </w:r>
+      <m:oMath>
+        <m:r>
+          <m:rPr>
+            <m:sty m:val="p"/>
+          </m:rPr>
+          <m:t>(</m:t>
+        </m:r>
+        <m:r>
+          <m:t>0</m:t>
+        </m:r>
+        <m:r>
+          <m:rPr>
+            <m:sty m:val="p"/>
+          </m:rPr>
+          <m:t>,</m:t>
+        </m:r>
+        <m:r>
+          <m:t>1</m:t>
+        </m:r>
+        <m:r>
+          <m:rPr>
+            <m:sty m:val="p"/>
+          </m:rPr>
+          <m:t>)</m:t>
+        </m:r>
+      </m:oMath>
+      <w:r>
+        <w:t xml:space="preserve">,</w:t>
+      </w:r>
+      <w:r>
+        <w:t xml:space="preserve"> </w:t>
+      </w:r>
+      <m:oMath>
+        <m:r>
+          <m:rPr>
+            <m:sty m:val="p"/>
+          </m:rPr>
+          <m:t>(</m:t>
+        </m:r>
+        <m:r>
+          <m:t>0</m:t>
+        </m:r>
+        <m:r>
+          <m:rPr>
+            <m:sty m:val="p"/>
+          </m:rPr>
+          <m:t>,</m:t>
+        </m:r>
+        <m:r>
+          <m:rPr>
+            <m:sty m:val="p"/>
+          </m:rPr>
+          <m:t>−</m:t>
+        </m:r>
+        <m:r>
+          <m:t>1</m:t>
+        </m:r>
+        <m:r>
+          <m:rPr>
+            <m:sty m:val="p"/>
+          </m:rPr>
+          <m:t>)</m:t>
+        </m:r>
+      </m:oMath>
+      <w:r>
+        <w:t xml:space="preserve"> </w:t>
+      </w:r>
+      <w:r>
+        <w:t xml:space="preserve">are half of the circle apart, so their angle is</w:t>
+      </w:r>
+      <w:r>
+        <w:t xml:space="preserve"> </w:t>
+      </w:r>
+      <m:oMath>
+        <m:r>
+          <m:t>π</m:t>
+        </m:r>
+      </m:oMath>
+      <w:r>
+        <w:t xml:space="preserve"> </w:t>
+      </w:r>
+      <w:r>
+        <w:t xml:space="preserve">radians.</w:t>
+      </w:r>
+    </w:p>
+    <w:bookmarkEnd w:id="16"/>
+    <w:bookmarkStart w:id="17" w:name="prp-angle-unit-circle-range"/>
+    <w:p>
+      <w:pPr>
+        <w:pStyle w:val="FirstParagraph"/>
+      </w:pPr>
+      <w:r>
+        <w:rPr>
+          <w:b/>
+          <w:bCs/>
+        </w:rPr>
+        <w:t xml:space="preserve">Proposition 1 (Range of an angle on the unit circle)</w:t>
+      </w:r>
+      <w:r>
+        <w:t xml:space="preserve"> </w:t>
+      </w:r>
+      <w:r>
+        <w:t xml:space="preserve">An</w:t>
+      </w:r>
+      <w:r>
+        <w:t xml:space="preserve"> </w:t>
+      </w:r>
+      <w:hyperlink w:anchor="def-angle-unit-circle">
+        <w:r>
+          <w:rPr>
+            <w:rStyle w:val="Hyperlink"/>
+          </w:rPr>
+          <w:t xml:space="preserve">angle</w:t>
+        </w:r>
+      </w:hyperlink>
+      <w:r>
+        <w:t xml:space="preserve"> </w:t>
+      </w:r>
+      <w:r>
+        <w:t xml:space="preserve">between two points of the</w:t>
+      </w:r>
+      <w:r>
+        <w:t xml:space="preserve"> </w:t>
+      </w:r>
+      <w:hyperlink w:anchor="def-unit-circle">
+        <w:r>
+          <w:rPr>
+            <w:rStyle w:val="Hyperlink"/>
+          </w:rPr>
+          <w:t xml:space="preserve">unit circle</w:t>
+        </w:r>
+      </w:hyperlink>
+      <w:r>
+        <w:t xml:space="preserve"> </w:t>
+      </w:r>
+      <w:r>
+        <w:t xml:space="preserve">is at least</w:t>
+      </w:r>
+      <w:r>
+        <w:t xml:space="preserve"> </w:t>
+      </w:r>
+      <m:oMath>
+        <m:r>
+          <m:t>0</m:t>
+        </m:r>
+      </m:oMath>
+      <w:r>
+        <w:t xml:space="preserve">, at most</w:t>
+      </w:r>
+      <w:r>
+        <w:t xml:space="preserve"> </w:t>
+      </w:r>
+      <m:oMath>
+        <m:r>
+          <m:t>π</m:t>
+        </m:r>
+      </m:oMath>
+      <w:r>
+        <w:t xml:space="preserve"> </w:t>
+      </w:r>
+      <w:r>
+        <w:t xml:space="preserve">(</w:t>
+      </w:r>
+      <w:hyperlink w:anchor="def-pi">
+        <w:r>
+          <w:rPr>
+            <w:rStyle w:val="Hyperlink"/>
+          </w:rPr>
+          <w:t xml:space="preserve">Definition 2</w:t>
+        </w:r>
+      </w:hyperlink>
+      <w:r>
+        <w:t xml:space="preserve">).</w:t>
+      </w:r>
+    </w:p>
+    <w:bookmarkEnd w:id="17"/>
+    <w:p>
+      <w:pPr>
+        <w:pStyle w:val="BodyText"/>
+      </w:pPr>
+      <w:r>
+        <w:rPr>
+          <w:i/>
+          <w:iCs/>
+        </w:rPr>
+        <w:t xml:space="preserve">Proof</w:t>
+      </w:r>
+      <w:r>
+        <w:t xml:space="preserve">. </w:t>
+      </w:r>
+      <w:r>
+        <w:t xml:space="preserve">The whole circle has length</w:t>
+      </w:r>
+      <w:r>
+        <w:t xml:space="preserve"> </w:t>
+      </w:r>
+      <m:oMath>
+        <m:r>
+          <m:t>2</m:t>
+        </m:r>
+        <m:r>
+          <m:t>π</m:t>
+        </m:r>
+      </m:oMath>
+      <w:r>
+        <w:t xml:space="preserve"> </w:t>
+      </w:r>
+      <w:r>
+        <w:t xml:space="preserve">(</w:t>
+      </w:r>
+      <w:hyperlink w:anchor="def-pi">
+        <w:r>
+          <w:rPr>
+            <w:rStyle w:val="Hyperlink"/>
+          </w:rPr>
+          <w:t xml:space="preserve">Definition 2</w:t>
+        </w:r>
+      </w:hyperlink>
+      <w:r>
+        <w:t xml:space="preserve">).</w:t>
+      </w:r>
+      <w:r>
+        <w:t xml:space="preserve"> </w:t>
+      </w:r>
+      <w:r>
+        <w:t xml:space="preserve">Going the short way round covers at most half of the circle, which is</w:t>
+      </w:r>
+      <w:r>
+        <w:t xml:space="preserve"> </w:t>
+      </w:r>
+      <m:oMath>
+        <m:r>
+          <m:t>π</m:t>
+        </m:r>
+      </m:oMath>
+      <w:r>
+        <w:t xml:space="preserve">.</w:t>
+      </w:r>
+      <w:r>
+        <w:t xml:space="preserve"> </w:t>
+      </w:r>
+      <w:r>
+        <w:t xml:space="preserve">A distance along the circle is at least</w:t>
+      </w:r>
+      <w:r>
+        <w:t xml:space="preserve"> </w:t>
+      </w:r>
+      <m:oMath>
+        <m:r>
+          <m:t>0</m:t>
+        </m:r>
+      </m:oMath>
+      <w:r>
+        <w:t xml:space="preserve">.</w:t>
+      </w:r>
+    </w:p>
+    <w:bookmarkStart w:id="18" w:name="def-cosine-sine"/>
+    <w:p>
+      <w:pPr>
+        <w:pStyle w:val="BodyText"/>
+      </w:pPr>
+      <w:r>
+        <w:rPr>
+          <w:b/>
+          <w:bCs/>
+        </w:rPr>
+        <w:t xml:space="preserve">Definition 5 (Cosine)</w:t>
+      </w:r>
+      <w:r>
+        <w:t xml:space="preserve"> </w:t>
+      </w:r>
+      <w:r>
+        <w:t xml:space="preserve">For a real number</w:t>
+      </w:r>
+      <w:r>
+        <w:t xml:space="preserve"> </w:t>
+      </w:r>
       <m:oMath>
         <m:r>
           <m:t>θ</m:t>
         </m:r>
-        <m:r>
-          <m:rPr>
-            <m:sty m:val="p"/>
-          </m:rPr>
-          <m:t>=</m:t>
-        </m:r>
-        <m:r>
-          <m:t>π</m:t>
-        </m:r>
-      </m:oMath>
-      <w:r>
-        <w:t xml:space="preserve"> </w:t>
-      </w:r>
-      <w:r>
-        <w:t xml:space="preserve">goes half way around the circle, to</w:t>
+      </m:oMath>
+      <w:r>
+        <w:t xml:space="preserve">, start at the point</w:t>
       </w:r>
       <w:r>
         <w:t xml:space="preserve"> </w:t>
@@ -1996,12 +2066,6 @@
           <m:t>(</m:t>
         </m:r>
         <m:r>
-          <m:rPr>
-            <m:sty m:val="p"/>
-          </m:rPr>
-          <m:t>−</m:t>
-        </m:r>
-        <m:r>
           <m:t>1</m:t>
         </m:r>
         <m:r>
@@ -2021,7 +2085,145 @@
         </m:r>
       </m:oMath>
       <w:r>
-        <w:t xml:space="preserve">, so</w:t>
+        <w:t xml:space="preserve"> </w:t>
+      </w:r>
+      <w:r>
+        <w:t xml:space="preserve">of the unit circle (</w:t>
+      </w:r>
+      <w:hyperlink w:anchor="def-unit-circle">
+        <w:r>
+          <w:rPr>
+            <w:rStyle w:val="Hyperlink"/>
+          </w:rPr>
+          <w:t xml:space="preserve">Definition 1</w:t>
+        </w:r>
+      </w:hyperlink>
+      <w:r>
+        <w:t xml:space="preserve">)</w:t>
+      </w:r>
+      <w:r>
+        <w:t xml:space="preserve"> </w:t>
+      </w:r>
+      <w:r>
+        <w:t xml:space="preserve">and move a distance</w:t>
+      </w:r>
+      <w:r>
+        <w:t xml:space="preserve"> </w:t>
+      </w:r>
+      <m:oMath>
+        <m:r>
+          <m:t>​</m:t>
+        </m:r>
+        <m:d>
+          <m:dPr>
+            <m:begChr m:val="|"/>
+            <m:sepChr m:val=""/>
+            <m:endChr m:val="|"/>
+            <m:grow/>
+          </m:dPr>
+          <m:e>
+            <m:r>
+              <m:t>θ</m:t>
+            </m:r>
+          </m:e>
+        </m:d>
+        <m:r>
+          <m:t>​</m:t>
+        </m:r>
+      </m:oMath>
+      <w:r>
+        <w:t xml:space="preserve"> </w:t>
+      </w:r>
+      <w:r>
+        <w:t xml:space="preserve">along the circle,</w:t>
+      </w:r>
+      <w:r>
+        <w:t xml:space="preserve"> </w:t>
+      </w:r>
+      <w:r>
+        <w:t xml:space="preserve">counterclockwise if</w:t>
+      </w:r>
+      <w:r>
+        <w:t xml:space="preserve"> </w:t>
+      </w:r>
+      <m:oMath>
+        <m:r>
+          <m:t>θ</m:t>
+        </m:r>
+        <m:r>
+          <m:rPr>
+            <m:sty m:val="p"/>
+          </m:rPr>
+          <m:t>≥</m:t>
+        </m:r>
+        <m:r>
+          <m:t>0</m:t>
+        </m:r>
+      </m:oMath>
+      <w:r>
+        <w:t xml:space="preserve"> </w:t>
+      </w:r>
+      <w:r>
+        <w:t xml:space="preserve">and clockwise if</w:t>
+      </w:r>
+      <w:r>
+        <w:t xml:space="preserve"> </w:t>
+      </w:r>
+      <m:oMath>
+        <m:r>
+          <m:t>θ</m:t>
+        </m:r>
+        <m:r>
+          <m:rPr>
+            <m:sty m:val="p"/>
+          </m:rPr>
+          <m:t>&lt;</m:t>
+        </m:r>
+        <m:r>
+          <m:t>0</m:t>
+        </m:r>
+      </m:oMath>
+      <w:r>
+        <w:t xml:space="preserve">.</w:t>
+      </w:r>
+      <w:r>
+        <w:t xml:space="preserve"> </w:t>
+      </w:r>
+      <w:r>
+        <w:t xml:space="preserve">The first coordinate of the point reached is the</w:t>
+      </w:r>
+      <w:r>
+        <w:t xml:space="preserve"> </w:t>
+      </w:r>
+      <w:r>
+        <w:rPr>
+          <w:b/>
+          <w:bCs/>
+        </w:rPr>
+        <w:t xml:space="preserve">cosine</w:t>
+      </w:r>
+      <w:r>
+        <w:t xml:space="preserve"> </w:t>
+      </w:r>
+      <w:r>
+        <w:t xml:space="preserve">of</w:t>
+      </w:r>
+      <w:r>
+        <w:t xml:space="preserve"> </w:t>
+      </w:r>
+      <m:oMath>
+        <m:r>
+          <m:t>θ</m:t>
+        </m:r>
+      </m:oMath>
+      <w:r>
+        <w:t xml:space="preserve"> </w:t>
+      </w:r>
+      <w:r>
+        <w:t xml:space="preserve">[3]</w:t>
+      </w:r>
+      <w:r>
+        <w:t xml:space="preserve">, written</w:t>
       </w:r>
       <w:r>
         <w:t xml:space="preserve"> </w:t>
@@ -2034,26 +2236,31 @@
           <m:t>cos</m:t>
         </m:r>
         <m:r>
-          <m:t>π</m:t>
-        </m:r>
-        <m:r>
-          <m:rPr>
-            <m:sty m:val="p"/>
-          </m:rPr>
-          <m:t>=</m:t>
-        </m:r>
-        <m:r>
-          <m:rPr>
-            <m:sty m:val="p"/>
-          </m:rPr>
-          <m:t>−</m:t>
-        </m:r>
-        <m:r>
-          <m:t>1</m:t>
+          <m:t>θ</m:t>
         </m:r>
       </m:oMath>
       <w:r>
         <w:t xml:space="preserve">.</w:t>
+      </w:r>
+    </w:p>
+    <w:bookmarkEnd w:id="18"/>
+    <w:bookmarkStart w:id="19" w:name="exm-cosine-sine"/>
+    <w:p>
+      <w:pPr>
+        <w:pStyle w:val="BodyText"/>
+      </w:pPr>
+      <w:r>
+        <w:rPr>
+          <w:b/>
+          <w:bCs/>
+        </w:rPr>
+        <w:t xml:space="preserve">Example 5 (Cosines of some angles)</w:t>
+      </w:r>
+      <w:r>
+        <w:t xml:space="preserve"> </w:t>
+      </w:r>
+      <w:r>
+        <w:t xml:space="preserve"> </w:t>
       </w:r>
     </w:p>
     <w:p>
@@ -2061,7 +2268,7 @@
         <w:pStyle w:val="Compact"/>
         <w:numPr>
           <w:ilvl w:val="0"/>
-          <w:numId w:val="1003"/>
+          <w:numId w:val="1004"/>
         </w:numPr>
       </w:pPr>
       <m:oMath>
@@ -2075,23 +2282,14 @@
           <m:t>=</m:t>
         </m:r>
         <m:r>
-          <m:t>π</m:t>
-        </m:r>
-        <m:r>
-          <m:rPr>
-            <m:sty m:val="p"/>
-          </m:rPr>
-          <m:t>/</m:t>
-        </m:r>
-        <m:r>
-          <m:t>2</m:t>
-        </m:r>
-      </m:oMath>
-      <w:r>
-        <w:t xml:space="preserve"> </w:t>
-      </w:r>
-      <w:r>
-        <w:t xml:space="preserve">goes a quarter of the way round, to</w:t>
+          <m:t>0</m:t>
+        </m:r>
+      </m:oMath>
+      <w:r>
+        <w:t xml:space="preserve"> </w:t>
+      </w:r>
+      <w:r>
+        <w:t xml:space="preserve">stays at</w:t>
       </w:r>
       <w:r>
         <w:t xml:space="preserve"> </w:t>
@@ -2104,69 +2302,48 @@
           <m:t>(</m:t>
         </m:r>
         <m:r>
+          <m:t>1</m:t>
+        </m:r>
+        <m:r>
+          <m:rPr>
+            <m:sty m:val="p"/>
+          </m:rPr>
+          <m:t>,</m:t>
+        </m:r>
+        <m:r>
           <m:t>0</m:t>
         </m:r>
         <m:r>
           <m:rPr>
             <m:sty m:val="p"/>
           </m:rPr>
-          <m:t>,</m:t>
+          <m:t>)</m:t>
+        </m:r>
+      </m:oMath>
+      <w:r>
+        <w:t xml:space="preserve">, so</w:t>
+      </w:r>
+      <w:r>
+        <w:t xml:space="preserve"> </w:t>
+      </w:r>
+      <m:oMath>
+        <m:r>
+          <m:rPr>
+            <m:sty m:val="p"/>
+          </m:rPr>
+          <m:t>cos</m:t>
+        </m:r>
+        <m:r>
+          <m:t>0</m:t>
+        </m:r>
+        <m:r>
+          <m:rPr>
+            <m:sty m:val="p"/>
+          </m:rPr>
+          <m:t>=</m:t>
         </m:r>
         <m:r>
           <m:t>1</m:t>
-        </m:r>
-        <m:r>
-          <m:rPr>
-            <m:sty m:val="p"/>
-          </m:rPr>
-          <m:t>)</m:t>
-        </m:r>
-      </m:oMath>
-      <w:r>
-        <w:t xml:space="preserve">, so</w:t>
-      </w:r>
-      <w:r>
-        <w:t xml:space="preserve"> </w:t>
-      </w:r>
-      <m:oMath>
-        <m:r>
-          <m:rPr>
-            <m:sty m:val="p"/>
-          </m:rPr>
-          <m:t>cos</m:t>
-        </m:r>
-        <m:r>
-          <m:rPr>
-            <m:sty m:val="p"/>
-          </m:rPr>
-          <m:t>(</m:t>
-        </m:r>
-        <m:r>
-          <m:t>π</m:t>
-        </m:r>
-        <m:r>
-          <m:rPr>
-            <m:sty m:val="p"/>
-          </m:rPr>
-          <m:t>/</m:t>
-        </m:r>
-        <m:r>
-          <m:t>2</m:t>
-        </m:r>
-        <m:r>
-          <m:rPr>
-            <m:sty m:val="p"/>
-          </m:rPr>
-          <m:t>)</m:t>
-        </m:r>
-        <m:r>
-          <m:rPr>
-            <m:sty m:val="p"/>
-          </m:rPr>
-          <m:t>=</m:t>
-        </m:r>
-        <m:r>
-          <m:t>0</m:t>
         </m:r>
       </m:oMath>
       <w:r>
@@ -2178,7 +2355,223 @@
         <w:pStyle w:val="Compact"/>
         <w:numPr>
           <w:ilvl w:val="0"/>
-          <w:numId w:val="1003"/>
+          <w:numId w:val="1004"/>
+        </w:numPr>
+      </w:pPr>
+      <m:oMath>
+        <m:r>
+          <m:t>θ</m:t>
+        </m:r>
+        <m:r>
+          <m:rPr>
+            <m:sty m:val="p"/>
+          </m:rPr>
+          <m:t>=</m:t>
+        </m:r>
+        <m:r>
+          <m:t>π</m:t>
+        </m:r>
+      </m:oMath>
+      <w:r>
+        <w:t xml:space="preserve"> </w:t>
+      </w:r>
+      <w:r>
+        <w:t xml:space="preserve">goes half way around the circle, to</w:t>
+      </w:r>
+      <w:r>
+        <w:t xml:space="preserve"> </w:t>
+      </w:r>
+      <m:oMath>
+        <m:r>
+          <m:rPr>
+            <m:sty m:val="p"/>
+          </m:rPr>
+          <m:t>(</m:t>
+        </m:r>
+        <m:r>
+          <m:rPr>
+            <m:sty m:val="p"/>
+          </m:rPr>
+          <m:t>−</m:t>
+        </m:r>
+        <m:r>
+          <m:t>1</m:t>
+        </m:r>
+        <m:r>
+          <m:rPr>
+            <m:sty m:val="p"/>
+          </m:rPr>
+          <m:t>,</m:t>
+        </m:r>
+        <m:r>
+          <m:t>0</m:t>
+        </m:r>
+        <m:r>
+          <m:rPr>
+            <m:sty m:val="p"/>
+          </m:rPr>
+          <m:t>)</m:t>
+        </m:r>
+      </m:oMath>
+      <w:r>
+        <w:t xml:space="preserve">, so</w:t>
+      </w:r>
+      <w:r>
+        <w:t xml:space="preserve"> </w:t>
+      </w:r>
+      <m:oMath>
+        <m:r>
+          <m:rPr>
+            <m:sty m:val="p"/>
+          </m:rPr>
+          <m:t>cos</m:t>
+        </m:r>
+        <m:r>
+          <m:t>π</m:t>
+        </m:r>
+        <m:r>
+          <m:rPr>
+            <m:sty m:val="p"/>
+          </m:rPr>
+          <m:t>=</m:t>
+        </m:r>
+        <m:r>
+          <m:rPr>
+            <m:sty m:val="p"/>
+          </m:rPr>
+          <m:t>−</m:t>
+        </m:r>
+        <m:r>
+          <m:t>1</m:t>
+        </m:r>
+      </m:oMath>
+      <w:r>
+        <w:t xml:space="preserve">.</w:t>
+      </w:r>
+    </w:p>
+    <w:p>
+      <w:pPr>
+        <w:pStyle w:val="Compact"/>
+        <w:numPr>
+          <w:ilvl w:val="0"/>
+          <w:numId w:val="1004"/>
+        </w:numPr>
+      </w:pPr>
+      <m:oMath>
+        <m:r>
+          <m:t>θ</m:t>
+        </m:r>
+        <m:r>
+          <m:rPr>
+            <m:sty m:val="p"/>
+          </m:rPr>
+          <m:t>=</m:t>
+        </m:r>
+        <m:r>
+          <m:t>π</m:t>
+        </m:r>
+        <m:r>
+          <m:rPr>
+            <m:sty m:val="p"/>
+          </m:rPr>
+          <m:t>/</m:t>
+        </m:r>
+        <m:r>
+          <m:t>2</m:t>
+        </m:r>
+      </m:oMath>
+      <w:r>
+        <w:t xml:space="preserve"> </w:t>
+      </w:r>
+      <w:r>
+        <w:t xml:space="preserve">goes a quarter of the way round, to</w:t>
+      </w:r>
+      <w:r>
+        <w:t xml:space="preserve"> </w:t>
+      </w:r>
+      <m:oMath>
+        <m:r>
+          <m:rPr>
+            <m:sty m:val="p"/>
+          </m:rPr>
+          <m:t>(</m:t>
+        </m:r>
+        <m:r>
+          <m:t>0</m:t>
+        </m:r>
+        <m:r>
+          <m:rPr>
+            <m:sty m:val="p"/>
+          </m:rPr>
+          <m:t>,</m:t>
+        </m:r>
+        <m:r>
+          <m:t>1</m:t>
+        </m:r>
+        <m:r>
+          <m:rPr>
+            <m:sty m:val="p"/>
+          </m:rPr>
+          <m:t>)</m:t>
+        </m:r>
+      </m:oMath>
+      <w:r>
+        <w:t xml:space="preserve">, so</w:t>
+      </w:r>
+      <w:r>
+        <w:t xml:space="preserve"> </w:t>
+      </w:r>
+      <m:oMath>
+        <m:r>
+          <m:rPr>
+            <m:sty m:val="p"/>
+          </m:rPr>
+          <m:t>cos</m:t>
+        </m:r>
+        <m:r>
+          <m:rPr>
+            <m:sty m:val="p"/>
+          </m:rPr>
+          <m:t>(</m:t>
+        </m:r>
+        <m:r>
+          <m:t>π</m:t>
+        </m:r>
+        <m:r>
+          <m:rPr>
+            <m:sty m:val="p"/>
+          </m:rPr>
+          <m:t>/</m:t>
+        </m:r>
+        <m:r>
+          <m:t>2</m:t>
+        </m:r>
+        <m:r>
+          <m:rPr>
+            <m:sty m:val="p"/>
+          </m:rPr>
+          <m:t>)</m:t>
+        </m:r>
+        <m:r>
+          <m:rPr>
+            <m:sty m:val="p"/>
+          </m:rPr>
+          <m:t>=</m:t>
+        </m:r>
+        <m:r>
+          <m:t>0</m:t>
+        </m:r>
+      </m:oMath>
+      <w:r>
+        <w:t xml:space="preserve">.</w:t>
+      </w:r>
+    </w:p>
+    <w:p>
+      <w:pPr>
+        <w:pStyle w:val="Compact"/>
+        <w:numPr>
+          <w:ilvl w:val="0"/>
+          <w:numId w:val="1004"/>
         </w:numPr>
       </w:pPr>
       <m:oMath>
@@ -2602,8 +2995,8 @@
         <w:t xml:space="preserve">degrees.</w:t>
       </w:r>
     </w:p>
-    <w:bookmarkEnd w:id="17"/>
-    <w:bookmarkStart w:id="18" w:name="def-sine"/>
+    <w:bookmarkEnd w:id="19"/>
+    <w:bookmarkStart w:id="20" w:name="def-sine"/>
     <w:p>
       <w:pPr>
         <w:pStyle w:val="BodyText"/>
@@ -2613,7 +3006,7 @@
           <w:b/>
           <w:bCs/>
         </w:rPr>
-        <w:t xml:space="preserve">Definition 5 (Sine)</w:t>
+        <w:t xml:space="preserve">Definition 6 (Sine)</w:t>
       </w:r>
       <w:r>
         <w:t xml:space="preserve"> </w:t>
@@ -2702,7 +3095,7 @@
           <w:rPr>
             <w:rStyle w:val="Hyperlink"/>
           </w:rPr>
-          <w:t xml:space="preserve">Definition 4</w:t>
+          <w:t xml:space="preserve">Definition 5</w:t>
         </w:r>
       </w:hyperlink>
       <w:r>
@@ -2780,8 +3173,8 @@
         <w:t xml:space="preserve">.</w:t>
       </w:r>
     </w:p>
-    <w:bookmarkEnd w:id="18"/>
-    <w:bookmarkStart w:id="19" w:name="exm-sine"/>
+    <w:bookmarkEnd w:id="20"/>
+    <w:bookmarkStart w:id="21" w:name="exm-sine"/>
     <w:p>
       <w:pPr>
         <w:pStyle w:val="BodyText"/>
@@ -2791,7 +3184,7 @@
           <w:b/>
           <w:bCs/>
         </w:rPr>
-        <w:t xml:space="preserve">Example 5 (Sines of some angles)</w:t>
+        <w:t xml:space="preserve">Example 6 (Sines of some angles)</w:t>
       </w:r>
       <w:r>
         <w:t xml:space="preserve"> </w:t>
@@ -2805,7 +3198,7 @@
         <w:pStyle w:val="Compact"/>
         <w:numPr>
           <w:ilvl w:val="0"/>
-          <w:numId w:val="1004"/>
+          <w:numId w:val="1005"/>
         </w:numPr>
       </w:pPr>
       <m:oMath>
@@ -2892,7 +3285,7 @@
         <w:pStyle w:val="Compact"/>
         <w:numPr>
           <w:ilvl w:val="0"/>
-          <w:numId w:val="1004"/>
+          <w:numId w:val="1005"/>
         </w:numPr>
       </w:pPr>
       <m:oMath>
@@ -2985,7 +3378,7 @@
         <w:pStyle w:val="Compact"/>
         <w:numPr>
           <w:ilvl w:val="0"/>
-          <w:numId w:val="1004"/>
+          <w:numId w:val="1005"/>
         </w:numPr>
       </w:pPr>
       <m:oMath>
@@ -3102,7 +3495,7 @@
         <w:pStyle w:val="Compact"/>
         <w:numPr>
           <w:ilvl w:val="0"/>
-          <w:numId w:val="1004"/>
+          <w:numId w:val="1005"/>
         </w:numPr>
       </w:pPr>
       <m:oMath>
@@ -3209,7 +3602,7 @@
           <w:rPr>
             <w:rStyle w:val="Hyperlink"/>
           </w:rPr>
-          <w:t xml:space="preserve">Example 4</w:t>
+          <w:t xml:space="preserve">Example 5</w:t>
         </w:r>
       </w:hyperlink>
       <w:r>
@@ -3289,8 +3682,8 @@
         <w:t xml:space="preserve">.</w:t>
       </w:r>
     </w:p>
-    <w:bookmarkEnd w:id="19"/>
-    <w:bookmarkStart w:id="20" w:name="thm-cosine-sine-identity"/>
+    <w:bookmarkEnd w:id="21"/>
+    <w:bookmarkStart w:id="22" w:name="thm-cosine-sine-identity"/>
     <w:p>
       <w:pPr>
         <w:pStyle w:val="FirstParagraph"/>
@@ -3395,7 +3788,7 @@
         </m:oMath>
       </m:oMathPara>
     </w:p>
-    <w:bookmarkEnd w:id="20"/>
+    <w:bookmarkEnd w:id="22"/>
     <w:p>
       <w:pPr>
         <w:pStyle w:val="FirstParagraph"/>
@@ -3535,7 +3928,7 @@
         <w:t xml:space="preserve">.</w:t>
       </w:r>
     </w:p>
-    <w:bookmarkStart w:id="25" w:name="exm-cosine-sine-unit-circle"/>
+    <w:bookmarkStart w:id="27" w:name="exm-cosine-sine-unit-circle"/>
     <w:p>
       <w:pPr>
         <w:pStyle w:val="BodyText"/>
@@ -3545,7 +3938,7 @@
           <w:b/>
           <w:bCs/>
         </w:rPr>
-        <w:t xml:space="preserve">Example 6 (The unit circle and the angle</w:t>
+        <w:t xml:space="preserve">Example 7 (The unit circle and the angle</w:t>
       </w:r>
       <w:r>
         <w:rPr>
@@ -4299,7 +4692,7 @@
       <w:tr>
         <w:tc>
           <w:tcPr/>
-          <w:bookmarkStart w:id="24" w:name="fig-cosine-sine-unit-circle"/>
+          <w:bookmarkStart w:id="26" w:name="fig-cosine-sine-unit-circle"/>
           <w:p>
             <w:pPr>
               <w:jc w:val="center"/>
@@ -4309,18 +4702,18 @@
                 <wp:inline>
                   <wp:extent cx="4620126" cy="3696101"/>
                   <wp:effectExtent b="0" l="0" r="0" t="0"/>
-                  <wp:docPr descr="" title="" id="22" name="Picture"/>
+                  <wp:docPr descr="" title="" id="24" name="Picture"/>
                   <a:graphic>
                     <a:graphicData uri="http://schemas.openxmlformats.org/drawingml/2006/picture">
                       <pic:pic>
                         <pic:nvPicPr>
-                          <pic:cNvPr descr="algebra-trigonometry_files/figure-docx/unnamed-chunk-1-1.png" id="23" name="Picture"/>
+                          <pic:cNvPr descr="algebra-trigonometry_files/figure-docx/unnamed-chunk-1-1.png" id="25" name="Picture"/>
                           <pic:cNvPicPr>
                             <a:picLocks noChangeArrowheads="1" noChangeAspect="1"/>
                           </pic:cNvPicPr>
                         </pic:nvPicPr>
                         <pic:blipFill>
-                          <a:blip r:embed="rId21"/>
+                          <a:blip r:embed="rId23"/>
                           <a:stretch>
                             <a:fillRect/>
                           </a:stretch>
@@ -4386,12 +4779,12 @@
               <w:t xml:space="preserve">Its horizontal coordinate is the cosine and its vertical coordinate is the sine.</w:t>
             </w:r>
           </w:p>
-          <w:bookmarkEnd w:id="24"/>
+          <w:bookmarkEnd w:id="26"/>
         </w:tc>
       </w:tr>
     </w:tbl>
-    <w:bookmarkEnd w:id="25"/>
-    <w:bookmarkStart w:id="26" w:name="thm-cosine-bijection"/>
+    <w:bookmarkEnd w:id="27"/>
+    <w:bookmarkStart w:id="28" w:name="thm-cosine-bijection"/>
     <w:p>
       <w:pPr>
         <w:pStyle w:val="BodyText"/>
@@ -4768,7 +5161,7 @@
         <w:t xml:space="preserve">.</w:t>
       </w:r>
     </w:p>
-    <w:bookmarkEnd w:id="26"/>
+    <w:bookmarkEnd w:id="28"/>
     <w:p>
       <w:pPr>
         <w:pStyle w:val="BodyText"/>
@@ -5792,7 +6185,7 @@
         <w:t xml:space="preserve">, so it only decreases.</w:t>
       </w:r>
     </w:p>
-    <w:bookmarkStart w:id="29" w:name="def-arccosine"/>
+    <w:bookmarkStart w:id="31" w:name="def-arccosine"/>
     <w:p>
       <w:pPr>
         <w:pStyle w:val="BodyText"/>
@@ -5802,7 +6195,7 @@
           <w:b/>
           <w:bCs/>
         </w:rPr>
-        <w:t xml:space="preserve">Definition 6 (Arccosine)</w:t>
+        <w:t xml:space="preserve">Definition 7 (Arccosine)</w:t>
       </w:r>
       <w:r>
         <w:t xml:space="preserve"> </w:t>
@@ -5906,7 +6299,7 @@
       <w:r>
         <w:t xml:space="preserve"> </w:t>
       </w:r>
-      <w:hyperlink r:id="rId27">
+      <w:hyperlink r:id="rId29">
         <w:r>
           <w:rPr>
             <w:rStyle w:val="Hyperlink"/>
@@ -5990,7 +6383,7 @@
       <w:r>
         <w:t xml:space="preserve"> </w:t>
       </w:r>
-      <w:hyperlink r:id="rId28">
+      <w:hyperlink r:id="rId30">
         <w:r>
           <w:rPr>
             <w:rStyle w:val="Hyperlink"/>
@@ -6085,8 +6478,8 @@
         <w:t xml:space="preserve">.</w:t>
       </w:r>
     </w:p>
-    <w:bookmarkEnd w:id="29"/>
-    <w:bookmarkStart w:id="30" w:name="exm-arccosine"/>
+    <w:bookmarkEnd w:id="31"/>
+    <w:bookmarkStart w:id="32" w:name="exm-arccosine"/>
     <w:p>
       <w:pPr>
         <w:pStyle w:val="BodyText"/>
@@ -6096,7 +6489,7 @@
           <w:b/>
           <w:bCs/>
         </w:rPr>
-        <w:t xml:space="preserve">Example 7 (Three arccosines)</w:t>
+        <w:t xml:space="preserve">Example 8 (Three arccosines)</w:t>
       </w:r>
       <w:r>
         <w:t xml:space="preserve"> </w:t>
@@ -6110,7 +6503,7 @@
         <w:pStyle w:val="Compact"/>
         <w:numPr>
           <w:ilvl w:val="0"/>
-          <w:numId w:val="1005"/>
+          <w:numId w:val="1006"/>
         </w:numPr>
       </w:pPr>
       <w:r>
@@ -6208,7 +6601,7 @@
         <w:pStyle w:val="Compact"/>
         <w:numPr>
           <w:ilvl w:val="0"/>
-          <w:numId w:val="1005"/>
+          <w:numId w:val="1006"/>
         </w:numPr>
       </w:pPr>
       <w:r>
@@ -6302,7 +6695,7 @@
         <w:pStyle w:val="Compact"/>
         <w:numPr>
           <w:ilvl w:val="0"/>
-          <w:numId w:val="1005"/>
+          <w:numId w:val="1006"/>
         </w:numPr>
       </w:pPr>
       <w:r>
@@ -6385,9 +6778,9 @@
         <w:t xml:space="preserve">.</w:t>
       </w:r>
     </w:p>
-    <w:bookmarkEnd w:id="30"/>
-    <w:bookmarkStart w:id="41" w:name="refs"/>
-    <w:bookmarkStart w:id="32" w:name="ref-wikipedia_unit_circle"/>
+    <w:bookmarkEnd w:id="32"/>
+    <w:bookmarkStart w:id="43" w:name="refs"/>
+    <w:bookmarkStart w:id="34" w:name="ref-wikipedia_unit_circle"/>
     <w:p>
       <w:pPr>
         <w:pStyle w:val="Bibliography"/>
@@ -6434,7 +6827,7 @@
       <w:r>
         <w:t xml:space="preserve"> </w:t>
       </w:r>
-      <w:hyperlink r:id="rId31">
+      <w:hyperlink r:id="rId33">
         <w:r>
           <w:rPr>
             <w:rStyle w:val="Hyperlink"/>
@@ -6443,8 +6836,8 @@
         </w:r>
       </w:hyperlink>
     </w:p>
-    <w:bookmarkEnd w:id="32"/>
-    <w:bookmarkStart w:id="34" w:name="ref-wikipedia_pi"/>
+    <w:bookmarkEnd w:id="34"/>
+    <w:bookmarkStart w:id="36" w:name="ref-wikipedia_pi"/>
     <w:p>
       <w:pPr>
         <w:pStyle w:val="Bibliography"/>
@@ -6491,7 +6884,7 @@
       <w:r>
         <w:t xml:space="preserve"> </w:t>
       </w:r>
-      <w:hyperlink r:id="rId33">
+      <w:hyperlink r:id="rId35">
         <w:r>
           <w:rPr>
             <w:rStyle w:val="Hyperlink"/>
@@ -6500,8 +6893,8 @@
         </w:r>
       </w:hyperlink>
     </w:p>
-    <w:bookmarkEnd w:id="34"/>
-    <w:bookmarkStart w:id="36" w:name="ref-wikipedia_sine_and_cosine"/>
+    <w:bookmarkEnd w:id="36"/>
+    <w:bookmarkStart w:id="38" w:name="ref-wikipedia_sine_and_cosine"/>
     <w:p>
       <w:pPr>
         <w:pStyle w:val="Bibliography"/>
@@ -6548,7 +6941,7 @@
       <w:r>
         <w:t xml:space="preserve"> </w:t>
       </w:r>
-      <w:hyperlink r:id="rId35">
+      <w:hyperlink r:id="rId37">
         <w:r>
           <w:rPr>
             <w:rStyle w:val="Hyperlink"/>
@@ -6557,8 +6950,8 @@
         </w:r>
       </w:hyperlink>
     </w:p>
-    <w:bookmarkEnd w:id="36"/>
-    <w:bookmarkStart w:id="38" w:name="ref-wikipedia_trigonometric_functions"/>
+    <w:bookmarkEnd w:id="38"/>
+    <w:bookmarkStart w:id="40" w:name="ref-wikipedia_trigonometric_functions"/>
     <w:p>
       <w:pPr>
         <w:pStyle w:val="Bibliography"/>
@@ -6605,7 +6998,7 @@
       <w:r>
         <w:t xml:space="preserve"> </w:t>
       </w:r>
-      <w:hyperlink r:id="rId37">
+      <w:hyperlink r:id="rId39">
         <w:r>
           <w:rPr>
             <w:rStyle w:val="Hyperlink"/>
@@ -6614,8 +7007,8 @@
         </w:r>
       </w:hyperlink>
     </w:p>
-    <w:bookmarkEnd w:id="38"/>
-    <w:bookmarkStart w:id="40" w:name="X5a2f2f32a394dfa9ade54906000e256a4416e3c"/>
+    <w:bookmarkEnd w:id="40"/>
+    <w:bookmarkStart w:id="42" w:name="X5a2f2f32a394dfa9ade54906000e256a4416e3c"/>
     <w:p>
       <w:pPr>
         <w:pStyle w:val="Bibliography"/>
@@ -6662,7 +7055,7 @@
       <w:r>
         <w:t xml:space="preserve"> </w:t>
       </w:r>
-      <w:hyperlink r:id="rId39">
+      <w:hyperlink r:id="rId41">
         <w:r>
           <w:rPr>
             <w:rStyle w:val="Hyperlink"/>
@@ -6671,9 +7064,9 @@
         </w:r>
       </w:hyperlink>
     </w:p>
-    <w:bookmarkEnd w:id="40"/>
-    <w:bookmarkEnd w:id="41"/>
     <w:bookmarkEnd w:id="42"/>
+    <w:bookmarkEnd w:id="43"/>
+    <w:bookmarkEnd w:id="44"/>
     <w:sectPr>
       <w:footnotePr>
         <w:numRestart w:val="eachSect"/>
@@ -6903,6 +7296,9 @@
     <w:abstractNumId w:val="991"/>
   </w:num>
   <w:num w:numId="1005">
+    <w:abstractNumId w:val="991"/>
+  </w:num>
+  <w:num w:numId="1006">
     <w:abstractNumId w:val="991"/>
   </w:num>
 </w:numbering>
